--- a/manuscript/supplement/real_v21/Table_S3_bulbul_transferability.docx
+++ b/manuscript/supplement/real_v21/Table_S3_bulbul_transferability.docx
@@ -3,16 +3,23 @@
 <w:document xmlns:wpc="http://schemas.microsoft.com/office/word/2010/wordprocessingCanvas" xmlns:mo="http://schemas.microsoft.com/office/mac/office/2008/main" xmlns:mc="http://schemas.openxmlformats.org/markup-compatibility/2006" xmlns:mv="urn:schemas-microsoft-com:mac:vml" xmlns:o="urn:schemas-microsoft-com:office:office" xmlns:r="http://schemas.openxmlformats.org/officeDocument/2006/relationships" xmlns:m="http://schemas.openxmlformats.org/officeDocument/2006/math" xmlns:v="urn:schemas-microsoft-com:vml" xmlns:wp14="http://schemas.microsoft.com/office/word/2010/wordprocessingDrawing" xmlns:wp="http://schemas.openxmlformats.org/drawingml/2006/wordprocessingDrawing" xmlns:w10="urn:schemas-microsoft-com:office:word" xmlns:w="http://schemas.openxmlformats.org/wordprocessingml/2006/main" xmlns:w14="http://schemas.microsoft.com/office/word/2010/wordml" xmlns:wpg="http://schemas.microsoft.com/office/word/2010/wordprocessingGroup" xmlns:wpi="http://schemas.microsoft.com/office/word/2010/wordprocessingInk" xmlns:wne="http://schemas.microsoft.com/office/word/2006/wordml" xmlns:wps="http://schemas.microsoft.com/office/word/2010/wordprocessingShape" mc:Ignorable="w14 wp14">
   <w:body>
     <w:p>
-      <w:pPr>
-        <w:jc w:val="left"/>
-      </w:pPr>
       <w:r>
         <w:rPr>
           <w:rFonts w:ascii="Arial" w:hAnsi="Arial"/>
           <w:b/>
-          <w:sz w:val="20"/>
+          <w:sz w:val="22"/>
         </w:rPr>
-        <w:t>Table S3.  Bulbul (Nov 2019) transferability probe: out-of-sample prediction of inland Bulbul-affected districts' SOS using coefficients trained on Fani / Amphan / Yaas. [Populated by Module 05b after main DiD is locked.]</w:t>
+        <w:t>Table S3. Cyclone Bulbul (November 2019) transferability probe — real-data v2.1 corrected pipeline.</w:t>
+      </w:r>
+    </w:p>
+    <w:p>
+      <w:r>
+        <w:rPr>
+          <w:rFonts w:ascii="Arial" w:hAnsi="Arial"/>
+          <w:i/>
+          <w:sz w:val="19"/>
+        </w:rPr>
+        <w:t>Per-district observed SOS shift relative to the within-district 2017–2018 baseline ($\Delta_{\mathrm{obs},d}$), plug-in prediction $\hat\tau_{\mathrm{corrected,SOS}} = +15.108$ d (SE = 17.312 d, district-clustered), and transferability residual $r_d$. The 95% prediction interval combines the TWFE clustered SE with the empirical idiosyncratic SD of the probe-baseline SOS ($\hat\sigma = 19.88$ d), yielding PI$_{95}$ = [-36.57, +66.78] d. Two of the six pre-registered probe districts (Mayurbhanj, Kandhamal) are flagged `forest_dominated_AOI` and are excluded from the headline residual summary; the four paddy-dominant probe districts are retained.</w:t>
       </w:r>
     </w:p>
     <w:tbl>
@@ -22,23 +29,27 @@
         <w:tblLook w:firstColumn="1" w:firstRow="1" w:lastColumn="0" w:lastRow="0" w:noHBand="0" w:noVBand="1" w:val="04A0"/>
       </w:tblPr>
       <w:tblGrid>
-        <w:gridCol w:w="1728"/>
-        <w:gridCol w:w="1728"/>
-        <w:gridCol w:w="1728"/>
-        <w:gridCol w:w="1728"/>
-        <w:gridCol w:w="1728"/>
+        <w:gridCol w:w="1108"/>
+        <w:gridCol w:w="1108"/>
+        <w:gridCol w:w="1108"/>
+        <w:gridCol w:w="1108"/>
+        <w:gridCol w:w="1108"/>
+        <w:gridCol w:w="1108"/>
+        <w:gridCol w:w="1108"/>
+        <w:gridCol w:w="1108"/>
+        <w:gridCol w:w="1108"/>
       </w:tblGrid>
       <w:tr>
         <w:tc>
           <w:tcPr>
-            <w:tcW w:type="dxa" w:w="1728"/>
+            <w:tcW w:type="dxa" w:w="1108"/>
           </w:tcPr>
           <w:p>
             <w:r>
               <w:rPr>
                 <w:rFonts w:ascii="Arial" w:hAnsi="Arial"/>
                 <w:b/>
-                <w:sz w:val="20"/>
+                <w:sz w:val="19"/>
               </w:rPr>
               <w:t>District</w:t>
             </w:r>
@@ -46,61 +57,121 @@
         </w:tc>
         <w:tc>
           <w:tcPr>
-            <w:tcW w:type="dxa" w:w="1728"/>
+            <w:tcW w:type="dxa" w:w="1108"/>
           </w:tcPr>
           <w:p>
             <w:r>
               <w:rPr>
                 <w:rFonts w:ascii="Arial" w:hAnsi="Arial"/>
                 <w:b/>
-                <w:sz w:val="20"/>
+                <w:sz w:val="19"/>
               </w:rPr>
-              <w:t>Predicted ΔSOS (d)</w:t>
+              <w:t>Exposure</w:t>
             </w:r>
           </w:p>
         </w:tc>
         <w:tc>
           <w:tcPr>
-            <w:tcW w:type="dxa" w:w="1728"/>
+            <w:tcW w:type="dxa" w:w="1108"/>
           </w:tcPr>
           <w:p>
             <w:r>
               <w:rPr>
                 <w:rFonts w:ascii="Arial" w:hAnsi="Arial"/>
                 <w:b/>
-                <w:sz w:val="20"/>
+                <w:sz w:val="19"/>
               </w:rPr>
-              <w:t>Observed ΔSOS (d)</w:t>
+              <w:t>SOS baseline (DOY)</w:t>
             </w:r>
           </w:p>
         </w:tc>
         <w:tc>
           <w:tcPr>
-            <w:tcW w:type="dxa" w:w="1728"/>
+            <w:tcW w:type="dxa" w:w="1108"/>
           </w:tcPr>
           <w:p>
             <w:r>
               <w:rPr>
                 <w:rFonts w:ascii="Arial" w:hAnsi="Arial"/>
                 <w:b/>
-                <w:sz w:val="20"/>
+                <w:sz w:val="19"/>
               </w:rPr>
-              <w:t>Residual (d)</w:t>
+              <w:t>SOS ′2020 (DOY)</w:t>
             </w:r>
           </w:p>
         </w:tc>
         <w:tc>
           <w:tcPr>
-            <w:tcW w:type="dxa" w:w="1728"/>
+            <w:tcW w:type="dxa" w:w="1108"/>
           </w:tcPr>
           <w:p>
             <w:r>
               <w:rPr>
                 <w:rFonts w:ascii="Arial" w:hAnsi="Arial"/>
                 <w:b/>
-                <w:sz w:val="20"/>
+                <w:sz w:val="19"/>
+              </w:rPr>
+              <w:t>Δ obs (d)</w:t>
+            </w:r>
+          </w:p>
+        </w:tc>
+        <w:tc>
+          <w:tcPr>
+            <w:tcW w:type="dxa" w:w="1108"/>
+          </w:tcPr>
+          <w:p>
+            <w:r>
+              <w:rPr>
+                <w:rFonts w:ascii="Arial" w:hAnsi="Arial"/>
+                <w:b/>
+                <w:sz w:val="19"/>
+              </w:rPr>
+              <w:t>τ̂ plug-in (d)</w:t>
+            </w:r>
+          </w:p>
+        </w:tc>
+        <w:tc>
+          <w:tcPr>
+            <w:tcW w:type="dxa" w:w="1108"/>
+          </w:tcPr>
+          <w:p>
+            <w:r>
+              <w:rPr>
+                <w:rFonts w:ascii="Arial" w:hAnsi="Arial"/>
+                <w:b/>
+                <w:sz w:val="19"/>
+              </w:rPr>
+              <w:t>r_d (d)</w:t>
+            </w:r>
+          </w:p>
+        </w:tc>
+        <w:tc>
+          <w:tcPr>
+            <w:tcW w:type="dxa" w:w="1108"/>
+          </w:tcPr>
+          <w:p>
+            <w:r>
+              <w:rPr>
+                <w:rFonts w:ascii="Arial" w:hAnsi="Arial"/>
+                <w:b/>
+                <w:sz w:val="19"/>
               </w:rPr>
               <w:t>Inside 95% PI?</w:t>
+            </w:r>
+          </w:p>
+        </w:tc>
+        <w:tc>
+          <w:tcPr>
+            <w:tcW w:type="dxa" w:w="1108"/>
+          </w:tcPr>
+          <w:p>
+            <w:r>
+              <w:rPr>
+                <w:rFonts w:ascii="Arial" w:hAnsi="Arial"/>
+                <w:b/>
+                <w:sz w:val="19"/>
+              </w:rPr>
+              <w:t>AOI flag</w:t>
             </w:r>
           </w:p>
         </w:tc>
@@ -108,27 +179,795 @@
       <w:tr>
         <w:tc>
           <w:tcPr>
-            <w:tcW w:type="dxa" w:w="1728"/>
+            <w:tcW w:type="dxa" w:w="1108"/>
           </w:tcPr>
           <w:p>
             <w:r>
               <w:rPr>
                 <w:rFonts w:ascii="Arial" w:hAnsi="Arial"/>
-                <w:sz w:val="20"/>
+                <w:sz w:val="19"/>
               </w:rPr>
-              <w:t>Baleshwar</w:t>
+              <w:t>Boudh</w:t>
             </w:r>
           </w:p>
         </w:tc>
         <w:tc>
           <w:tcPr>
-            <w:tcW w:type="dxa" w:w="1728"/>
+            <w:tcW w:type="dxa" w:w="1108"/>
           </w:tcPr>
           <w:p>
             <w:r>
               <w:rPr>
                 <w:rFonts w:ascii="Arial" w:hAnsi="Arial"/>
-                <w:sz w:val="20"/>
+                <w:sz w:val="19"/>
+              </w:rPr>
+              <w:t>inland_rainfall</w:t>
+            </w:r>
+          </w:p>
+        </w:tc>
+        <w:tc>
+          <w:tcPr>
+            <w:tcW w:type="dxa" w:w="1108"/>
+          </w:tcPr>
+          <w:p>
+            <w:r>
+              <w:rPr>
+                <w:rFonts w:ascii="Arial" w:hAnsi="Arial"/>
+                <w:sz w:val="19"/>
+              </w:rPr>
+              <w:t>169.4</w:t>
+            </w:r>
+          </w:p>
+        </w:tc>
+        <w:tc>
+          <w:tcPr>
+            <w:tcW w:type="dxa" w:w="1108"/>
+          </w:tcPr>
+          <w:p>
+            <w:r>
+              <w:rPr>
+                <w:rFonts w:ascii="Arial" w:hAnsi="Arial"/>
+                <w:sz w:val="19"/>
+              </w:rPr>
+              <w:t>176.4</w:t>
+            </w:r>
+          </w:p>
+        </w:tc>
+        <w:tc>
+          <w:tcPr>
+            <w:tcW w:type="dxa" w:w="1108"/>
+          </w:tcPr>
+          <w:p>
+            <w:r>
+              <w:rPr>
+                <w:rFonts w:ascii="Arial" w:hAnsi="Arial"/>
+                <w:sz w:val="19"/>
+              </w:rPr>
+              <w:t>+7.00</w:t>
+            </w:r>
+          </w:p>
+        </w:tc>
+        <w:tc>
+          <w:tcPr>
+            <w:tcW w:type="dxa" w:w="1108"/>
+          </w:tcPr>
+          <w:p>
+            <w:r>
+              <w:rPr>
+                <w:rFonts w:ascii="Arial" w:hAnsi="Arial"/>
+                <w:sz w:val="19"/>
+              </w:rPr>
+              <w:t>+15.108</w:t>
+            </w:r>
+          </w:p>
+        </w:tc>
+        <w:tc>
+          <w:tcPr>
+            <w:tcW w:type="dxa" w:w="1108"/>
+          </w:tcPr>
+          <w:p>
+            <w:r>
+              <w:rPr>
+                <w:rFonts w:ascii="Arial" w:hAnsi="Arial"/>
+                <w:sz w:val="19"/>
+              </w:rPr>
+              <w:t>-8.11</w:t>
+            </w:r>
+          </w:p>
+        </w:tc>
+        <w:tc>
+          <w:tcPr>
+            <w:tcW w:type="dxa" w:w="1108"/>
+          </w:tcPr>
+          <w:p>
+            <w:r>
+              <w:rPr>
+                <w:rFonts w:ascii="Arial" w:hAnsi="Arial"/>
+                <w:sz w:val="19"/>
+              </w:rPr>
+              <w:t>yes</w:t>
+            </w:r>
+          </w:p>
+        </w:tc>
+        <w:tc>
+          <w:tcPr>
+            <w:tcW w:type="dxa" w:w="1108"/>
+          </w:tcPr>
+          <w:p>
+            <w:r>
+              <w:rPr>
+                <w:rFonts w:ascii="Arial" w:hAnsi="Arial"/>
+                <w:sz w:val="19"/>
+              </w:rPr>
+              <w:t>paddy_dominant</w:t>
+            </w:r>
+          </w:p>
+        </w:tc>
+      </w:tr>
+      <w:tr>
+        <w:tc>
+          <w:tcPr>
+            <w:tcW w:type="dxa" w:w="1108"/>
+          </w:tcPr>
+          <w:p>
+            <w:r>
+              <w:rPr>
+                <w:rFonts w:ascii="Arial" w:hAnsi="Arial"/>
+                <w:sz w:val="19"/>
+              </w:rPr>
+              <w:t>Ganjam</w:t>
+            </w:r>
+          </w:p>
+        </w:tc>
+        <w:tc>
+          <w:tcPr>
+            <w:tcW w:type="dxa" w:w="1108"/>
+          </w:tcPr>
+          <w:p>
+            <w:r>
+              <w:rPr>
+                <w:rFonts w:ascii="Arial" w:hAnsi="Arial"/>
+                <w:sz w:val="19"/>
+              </w:rPr>
+              <w:t>coastal_rainfall</w:t>
+            </w:r>
+          </w:p>
+        </w:tc>
+        <w:tc>
+          <w:tcPr>
+            <w:tcW w:type="dxa" w:w="1108"/>
+          </w:tcPr>
+          <w:p>
+            <w:r>
+              <w:rPr>
+                <w:rFonts w:ascii="Arial" w:hAnsi="Arial"/>
+                <w:sz w:val="19"/>
+              </w:rPr>
+              <w:t>184.4</w:t>
+            </w:r>
+          </w:p>
+        </w:tc>
+        <w:tc>
+          <w:tcPr>
+            <w:tcW w:type="dxa" w:w="1108"/>
+          </w:tcPr>
+          <w:p>
+            <w:r>
+              <w:rPr>
+                <w:rFonts w:ascii="Arial" w:hAnsi="Arial"/>
+                <w:sz w:val="19"/>
+              </w:rPr>
+              <w:t>198.3</w:t>
+            </w:r>
+          </w:p>
+        </w:tc>
+        <w:tc>
+          <w:tcPr>
+            <w:tcW w:type="dxa" w:w="1108"/>
+          </w:tcPr>
+          <w:p>
+            <w:r>
+              <w:rPr>
+                <w:rFonts w:ascii="Arial" w:hAnsi="Arial"/>
+                <w:sz w:val="19"/>
+              </w:rPr>
+              <w:t>+14.00</w:t>
+            </w:r>
+          </w:p>
+        </w:tc>
+        <w:tc>
+          <w:tcPr>
+            <w:tcW w:type="dxa" w:w="1108"/>
+          </w:tcPr>
+          <w:p>
+            <w:r>
+              <w:rPr>
+                <w:rFonts w:ascii="Arial" w:hAnsi="Arial"/>
+                <w:sz w:val="19"/>
+              </w:rPr>
+              <w:t>+15.108</w:t>
+            </w:r>
+          </w:p>
+        </w:tc>
+        <w:tc>
+          <w:tcPr>
+            <w:tcW w:type="dxa" w:w="1108"/>
+          </w:tcPr>
+          <w:p>
+            <w:r>
+              <w:rPr>
+                <w:rFonts w:ascii="Arial" w:hAnsi="Arial"/>
+                <w:sz w:val="19"/>
+              </w:rPr>
+              <w:t>-1.11</w:t>
+            </w:r>
+          </w:p>
+        </w:tc>
+        <w:tc>
+          <w:tcPr>
+            <w:tcW w:type="dxa" w:w="1108"/>
+          </w:tcPr>
+          <w:p>
+            <w:r>
+              <w:rPr>
+                <w:rFonts w:ascii="Arial" w:hAnsi="Arial"/>
+                <w:sz w:val="19"/>
+              </w:rPr>
+              <w:t>yes</w:t>
+            </w:r>
+          </w:p>
+        </w:tc>
+        <w:tc>
+          <w:tcPr>
+            <w:tcW w:type="dxa" w:w="1108"/>
+          </w:tcPr>
+          <w:p>
+            <w:r>
+              <w:rPr>
+                <w:rFonts w:ascii="Arial" w:hAnsi="Arial"/>
+                <w:sz w:val="19"/>
+              </w:rPr>
+              <w:t>paddy_dominant</w:t>
+            </w:r>
+          </w:p>
+        </w:tc>
+      </w:tr>
+      <w:tr>
+        <w:tc>
+          <w:tcPr>
+            <w:tcW w:type="dxa" w:w="1108"/>
+          </w:tcPr>
+          <w:p>
+            <w:r>
+              <w:rPr>
+                <w:rFonts w:ascii="Arial" w:hAnsi="Arial"/>
+                <w:sz w:val="19"/>
+              </w:rPr>
+              <w:t>Kandhamal</w:t>
+            </w:r>
+          </w:p>
+        </w:tc>
+        <w:tc>
+          <w:tcPr>
+            <w:tcW w:type="dxa" w:w="1108"/>
+          </w:tcPr>
+          <w:p>
+            <w:r>
+              <w:rPr>
+                <w:rFonts w:ascii="Arial" w:hAnsi="Arial"/>
+                <w:sz w:val="19"/>
+              </w:rPr>
+              <w:t>inland_rainfall</w:t>
+            </w:r>
+          </w:p>
+        </w:tc>
+        <w:tc>
+          <w:tcPr>
+            <w:tcW w:type="dxa" w:w="1108"/>
+          </w:tcPr>
+          <w:p>
+            <w:r>
+              <w:rPr>
+                <w:rFonts w:ascii="Arial" w:hAnsi="Arial"/>
+                <w:sz w:val="19"/>
+              </w:rPr>
+              <w:t>151.0</w:t>
+            </w:r>
+          </w:p>
+        </w:tc>
+        <w:tc>
+          <w:tcPr>
+            <w:tcW w:type="dxa" w:w="1108"/>
+          </w:tcPr>
+          <w:p>
+            <w:r>
+              <w:rPr>
+                <w:rFonts w:ascii="Arial" w:hAnsi="Arial"/>
+                <w:sz w:val="19"/>
+              </w:rPr>
+              <w:t>206.4</w:t>
+            </w:r>
+          </w:p>
+        </w:tc>
+        <w:tc>
+          <w:tcPr>
+            <w:tcW w:type="dxa" w:w="1108"/>
+          </w:tcPr>
+          <w:p>
+            <w:r>
+              <w:rPr>
+                <w:rFonts w:ascii="Arial" w:hAnsi="Arial"/>
+                <w:sz w:val="19"/>
+              </w:rPr>
+              <w:t>+55.50</w:t>
+            </w:r>
+          </w:p>
+        </w:tc>
+        <w:tc>
+          <w:tcPr>
+            <w:tcW w:type="dxa" w:w="1108"/>
+          </w:tcPr>
+          <w:p>
+            <w:r>
+              <w:rPr>
+                <w:rFonts w:ascii="Arial" w:hAnsi="Arial"/>
+                <w:sz w:val="19"/>
+              </w:rPr>
+              <w:t>+15.108</w:t>
+            </w:r>
+          </w:p>
+        </w:tc>
+        <w:tc>
+          <w:tcPr>
+            <w:tcW w:type="dxa" w:w="1108"/>
+          </w:tcPr>
+          <w:p>
+            <w:r>
+              <w:rPr>
+                <w:rFonts w:ascii="Arial" w:hAnsi="Arial"/>
+                <w:sz w:val="19"/>
+              </w:rPr>
+              <w:t>+40.39</w:t>
+            </w:r>
+          </w:p>
+        </w:tc>
+        <w:tc>
+          <w:tcPr>
+            <w:tcW w:type="dxa" w:w="1108"/>
+          </w:tcPr>
+          <w:p>
+            <w:r>
+              <w:rPr>
+                <w:rFonts w:ascii="Arial" w:hAnsi="Arial"/>
+                <w:sz w:val="19"/>
+              </w:rPr>
+              <w:t>yes</w:t>
+            </w:r>
+          </w:p>
+        </w:tc>
+        <w:tc>
+          <w:tcPr>
+            <w:tcW w:type="dxa" w:w="1108"/>
+          </w:tcPr>
+          <w:p>
+            <w:r>
+              <w:rPr>
+                <w:rFonts w:ascii="Arial" w:hAnsi="Arial"/>
+                <w:sz w:val="19"/>
+              </w:rPr>
+              <w:t>forest_dominated_AOI</w:t>
+            </w:r>
+          </w:p>
+        </w:tc>
+      </w:tr>
+      <w:tr>
+        <w:tc>
+          <w:tcPr>
+            <w:tcW w:type="dxa" w:w="1108"/>
+          </w:tcPr>
+          <w:p>
+            <w:r>
+              <w:rPr>
+                <w:rFonts w:ascii="Arial" w:hAnsi="Arial"/>
+                <w:sz w:val="19"/>
+              </w:rPr>
+              <w:t>Khordha</w:t>
+            </w:r>
+          </w:p>
+        </w:tc>
+        <w:tc>
+          <w:tcPr>
+            <w:tcW w:type="dxa" w:w="1108"/>
+          </w:tcPr>
+          <w:p>
+            <w:r>
+              <w:rPr>
+                <w:rFonts w:ascii="Arial" w:hAnsi="Arial"/>
+                <w:sz w:val="19"/>
+              </w:rPr>
+              <w:t>coastal_rainfall</w:t>
+            </w:r>
+          </w:p>
+        </w:tc>
+        <w:tc>
+          <w:tcPr>
+            <w:tcW w:type="dxa" w:w="1108"/>
+          </w:tcPr>
+          <w:p>
+            <w:r>
+              <w:rPr>
+                <w:rFonts w:ascii="Arial" w:hAnsi="Arial"/>
+                <w:sz w:val="19"/>
+              </w:rPr>
+              <w:t>141.7</w:t>
+            </w:r>
+          </w:p>
+        </w:tc>
+        <w:tc>
+          <w:tcPr>
+            <w:tcW w:type="dxa" w:w="1108"/>
+          </w:tcPr>
+          <w:p>
+            <w:r>
+              <w:rPr>
+                <w:rFonts w:ascii="Arial" w:hAnsi="Arial"/>
+                <w:sz w:val="19"/>
+              </w:rPr>
+              <w:t>179.3</w:t>
+            </w:r>
+          </w:p>
+        </w:tc>
+        <w:tc>
+          <w:tcPr>
+            <w:tcW w:type="dxa" w:w="1108"/>
+          </w:tcPr>
+          <w:p>
+            <w:r>
+              <w:rPr>
+                <w:rFonts w:ascii="Arial" w:hAnsi="Arial"/>
+                <w:sz w:val="19"/>
+              </w:rPr>
+              <w:t>+37.60</w:t>
+            </w:r>
+          </w:p>
+        </w:tc>
+        <w:tc>
+          <w:tcPr>
+            <w:tcW w:type="dxa" w:w="1108"/>
+          </w:tcPr>
+          <w:p>
+            <w:r>
+              <w:rPr>
+                <w:rFonts w:ascii="Arial" w:hAnsi="Arial"/>
+                <w:sz w:val="19"/>
+              </w:rPr>
+              <w:t>+15.108</w:t>
+            </w:r>
+          </w:p>
+        </w:tc>
+        <w:tc>
+          <w:tcPr>
+            <w:tcW w:type="dxa" w:w="1108"/>
+          </w:tcPr>
+          <w:p>
+            <w:r>
+              <w:rPr>
+                <w:rFonts w:ascii="Arial" w:hAnsi="Arial"/>
+                <w:sz w:val="19"/>
+              </w:rPr>
+              <w:t>+22.49</w:t>
+            </w:r>
+          </w:p>
+        </w:tc>
+        <w:tc>
+          <w:tcPr>
+            <w:tcW w:type="dxa" w:w="1108"/>
+          </w:tcPr>
+          <w:p>
+            <w:r>
+              <w:rPr>
+                <w:rFonts w:ascii="Arial" w:hAnsi="Arial"/>
+                <w:sz w:val="19"/>
+              </w:rPr>
+              <w:t>yes</w:t>
+            </w:r>
+          </w:p>
+        </w:tc>
+        <w:tc>
+          <w:tcPr>
+            <w:tcW w:type="dxa" w:w="1108"/>
+          </w:tcPr>
+          <w:p>
+            <w:r>
+              <w:rPr>
+                <w:rFonts w:ascii="Arial" w:hAnsi="Arial"/>
+                <w:sz w:val="19"/>
+              </w:rPr>
+              <w:t>paddy_dominant</w:t>
+            </w:r>
+          </w:p>
+        </w:tc>
+      </w:tr>
+      <w:tr>
+        <w:tc>
+          <w:tcPr>
+            <w:tcW w:type="dxa" w:w="1108"/>
+          </w:tcPr>
+          <w:p>
+            <w:r>
+              <w:rPr>
+                <w:rFonts w:ascii="Arial" w:hAnsi="Arial"/>
+                <w:sz w:val="19"/>
+              </w:rPr>
+              <w:t>Mayurbhanj</w:t>
+            </w:r>
+          </w:p>
+        </w:tc>
+        <w:tc>
+          <w:tcPr>
+            <w:tcW w:type="dxa" w:w="1108"/>
+          </w:tcPr>
+          <w:p>
+            <w:r>
+              <w:rPr>
+                <w:rFonts w:ascii="Arial" w:hAnsi="Arial"/>
+                <w:sz w:val="19"/>
+              </w:rPr>
+              <w:t>coastal_rainfall</w:t>
+            </w:r>
+          </w:p>
+        </w:tc>
+        <w:tc>
+          <w:tcPr>
+            <w:tcW w:type="dxa" w:w="1108"/>
+          </w:tcPr>
+          <w:p>
+            <w:r>
+              <w:rPr>
+                <w:rFonts w:ascii="Arial" w:hAnsi="Arial"/>
+                <w:sz w:val="19"/>
+              </w:rPr>
+              <w:t>126.5</w:t>
+            </w:r>
+          </w:p>
+        </w:tc>
+        <w:tc>
+          <w:tcPr>
+            <w:tcW w:type="dxa" w:w="1108"/>
+          </w:tcPr>
+          <w:p>
+            <w:r>
+              <w:rPr>
+                <w:rFonts w:ascii="Arial" w:hAnsi="Arial"/>
+                <w:sz w:val="19"/>
+              </w:rPr>
+              <w:t>121.0</w:t>
+            </w:r>
+          </w:p>
+        </w:tc>
+        <w:tc>
+          <w:tcPr>
+            <w:tcW w:type="dxa" w:w="1108"/>
+          </w:tcPr>
+          <w:p>
+            <w:r>
+              <w:rPr>
+                <w:rFonts w:ascii="Arial" w:hAnsi="Arial"/>
+                <w:sz w:val="19"/>
+              </w:rPr>
+              <w:t>-5.50</w:t>
+            </w:r>
+          </w:p>
+        </w:tc>
+        <w:tc>
+          <w:tcPr>
+            <w:tcW w:type="dxa" w:w="1108"/>
+          </w:tcPr>
+          <w:p>
+            <w:r>
+              <w:rPr>
+                <w:rFonts w:ascii="Arial" w:hAnsi="Arial"/>
+                <w:sz w:val="19"/>
+              </w:rPr>
+              <w:t>+15.108</w:t>
+            </w:r>
+          </w:p>
+        </w:tc>
+        <w:tc>
+          <w:tcPr>
+            <w:tcW w:type="dxa" w:w="1108"/>
+          </w:tcPr>
+          <w:p>
+            <w:r>
+              <w:rPr>
+                <w:rFonts w:ascii="Arial" w:hAnsi="Arial"/>
+                <w:sz w:val="19"/>
+              </w:rPr>
+              <w:t>-20.61</w:t>
+            </w:r>
+          </w:p>
+        </w:tc>
+        <w:tc>
+          <w:tcPr>
+            <w:tcW w:type="dxa" w:w="1108"/>
+          </w:tcPr>
+          <w:p>
+            <w:r>
+              <w:rPr>
+                <w:rFonts w:ascii="Arial" w:hAnsi="Arial"/>
+                <w:sz w:val="19"/>
+              </w:rPr>
+              <w:t>yes</w:t>
+            </w:r>
+          </w:p>
+        </w:tc>
+        <w:tc>
+          <w:tcPr>
+            <w:tcW w:type="dxa" w:w="1108"/>
+          </w:tcPr>
+          <w:p>
+            <w:r>
+              <w:rPr>
+                <w:rFonts w:ascii="Arial" w:hAnsi="Arial"/>
+                <w:sz w:val="19"/>
+              </w:rPr>
+              <w:t>forest_dominated_AOI</w:t>
+            </w:r>
+          </w:p>
+        </w:tc>
+      </w:tr>
+      <w:tr>
+        <w:tc>
+          <w:tcPr>
+            <w:tcW w:type="dxa" w:w="1108"/>
+          </w:tcPr>
+          <w:p>
+            <w:r>
+              <w:rPr>
+                <w:rFonts w:ascii="Arial" w:hAnsi="Arial"/>
+                <w:sz w:val="19"/>
+              </w:rPr>
+              <w:t>Nayagarh</w:t>
+            </w:r>
+          </w:p>
+        </w:tc>
+        <w:tc>
+          <w:tcPr>
+            <w:tcW w:type="dxa" w:w="1108"/>
+          </w:tcPr>
+          <w:p>
+            <w:r>
+              <w:rPr>
+                <w:rFonts w:ascii="Arial" w:hAnsi="Arial"/>
+                <w:sz w:val="19"/>
+              </w:rPr>
+              <w:t>inland_rainfall</w:t>
+            </w:r>
+          </w:p>
+        </w:tc>
+        <w:tc>
+          <w:tcPr>
+            <w:tcW w:type="dxa" w:w="1108"/>
+          </w:tcPr>
+          <w:p>
+            <w:r>
+              <w:rPr>
+                <w:rFonts w:ascii="Arial" w:hAnsi="Arial"/>
+                <w:sz w:val="19"/>
+              </w:rPr>
+              <w:t>147.0</w:t>
+            </w:r>
+          </w:p>
+        </w:tc>
+        <w:tc>
+          <w:tcPr>
+            <w:tcW w:type="dxa" w:w="1108"/>
+          </w:tcPr>
+          <w:p>
+            <w:r>
+              <w:rPr>
+                <w:rFonts w:ascii="Arial" w:hAnsi="Arial"/>
+                <w:sz w:val="19"/>
+              </w:rPr>
+              <w:t>175.1</w:t>
+            </w:r>
+          </w:p>
+        </w:tc>
+        <w:tc>
+          <w:tcPr>
+            <w:tcW w:type="dxa" w:w="1108"/>
+          </w:tcPr>
+          <w:p>
+            <w:r>
+              <w:rPr>
+                <w:rFonts w:ascii="Arial" w:hAnsi="Arial"/>
+                <w:sz w:val="19"/>
+              </w:rPr>
+              <w:t>+28.10</w:t>
+            </w:r>
+          </w:p>
+        </w:tc>
+        <w:tc>
+          <w:tcPr>
+            <w:tcW w:type="dxa" w:w="1108"/>
+          </w:tcPr>
+          <w:p>
+            <w:r>
+              <w:rPr>
+                <w:rFonts w:ascii="Arial" w:hAnsi="Arial"/>
+                <w:sz w:val="19"/>
+              </w:rPr>
+              <w:t>+15.108</w:t>
+            </w:r>
+          </w:p>
+        </w:tc>
+        <w:tc>
+          <w:tcPr>
+            <w:tcW w:type="dxa" w:w="1108"/>
+          </w:tcPr>
+          <w:p>
+            <w:r>
+              <w:rPr>
+                <w:rFonts w:ascii="Arial" w:hAnsi="Arial"/>
+                <w:sz w:val="19"/>
+              </w:rPr>
+              <w:t>+12.99</w:t>
+            </w:r>
+          </w:p>
+        </w:tc>
+        <w:tc>
+          <w:tcPr>
+            <w:tcW w:type="dxa" w:w="1108"/>
+          </w:tcPr>
+          <w:p>
+            <w:r>
+              <w:rPr>
+                <w:rFonts w:ascii="Arial" w:hAnsi="Arial"/>
+                <w:sz w:val="19"/>
+              </w:rPr>
+              <w:t>yes</w:t>
+            </w:r>
+          </w:p>
+        </w:tc>
+        <w:tc>
+          <w:tcPr>
+            <w:tcW w:type="dxa" w:w="1108"/>
+          </w:tcPr>
+          <w:p>
+            <w:r>
+              <w:rPr>
+                <w:rFonts w:ascii="Arial" w:hAnsi="Arial"/>
+                <w:sz w:val="19"/>
+              </w:rPr>
+              <w:t>paddy_dominant</w:t>
+            </w:r>
+          </w:p>
+        </w:tc>
+      </w:tr>
+      <w:tr>
+        <w:tc>
+          <w:tcPr>
+            <w:tcW w:type="dxa" w:w="1108"/>
+          </w:tcPr>
+          <w:p>
+            <w:r>
+              <w:rPr>
+                <w:rFonts w:ascii="Arial" w:hAnsi="Arial"/>
+                <w:b/>
+                <w:sz w:val="19"/>
+              </w:rPr>
+              <w:t>Mean (paddy-dominant, n = 4)</w:t>
+            </w:r>
+          </w:p>
+        </w:tc>
+        <w:tc>
+          <w:tcPr>
+            <w:tcW w:type="dxa" w:w="1108"/>
+          </w:tcPr>
+          <w:p>
+            <w:r>
+              <w:rPr>
+                <w:b/>
               </w:rPr>
               <w:t>—</w:t>
             </w:r>
@@ -136,13 +975,134 @@
         </w:tc>
         <w:tc>
           <w:tcPr>
-            <w:tcW w:type="dxa" w:w="1728"/>
+            <w:tcW w:type="dxa" w:w="1108"/>
           </w:tcPr>
           <w:p>
             <w:r>
               <w:rPr>
                 <w:rFonts w:ascii="Arial" w:hAnsi="Arial"/>
-                <w:sz w:val="20"/>
+                <w:b/>
+                <w:sz w:val="19"/>
+              </w:rPr>
+              <w:t>160.6</w:t>
+            </w:r>
+          </w:p>
+        </w:tc>
+        <w:tc>
+          <w:tcPr>
+            <w:tcW w:type="dxa" w:w="1108"/>
+          </w:tcPr>
+          <w:p>
+            <w:r>
+              <w:rPr>
+                <w:rFonts w:ascii="Arial" w:hAnsi="Arial"/>
+                <w:b/>
+                <w:sz w:val="19"/>
+              </w:rPr>
+              <w:t>182.3</w:t>
+            </w:r>
+          </w:p>
+        </w:tc>
+        <w:tc>
+          <w:tcPr>
+            <w:tcW w:type="dxa" w:w="1108"/>
+          </w:tcPr>
+          <w:p>
+            <w:r>
+              <w:rPr>
+                <w:rFonts w:ascii="Arial" w:hAnsi="Arial"/>
+                <w:b/>
+                <w:sz w:val="19"/>
+              </w:rPr>
+              <w:t>+21.68</w:t>
+            </w:r>
+          </w:p>
+        </w:tc>
+        <w:tc>
+          <w:tcPr>
+            <w:tcW w:type="dxa" w:w="1108"/>
+          </w:tcPr>
+          <w:p>
+            <w:r>
+              <w:rPr>
+                <w:rFonts w:ascii="Arial" w:hAnsi="Arial"/>
+                <w:b/>
+                <w:sz w:val="19"/>
+              </w:rPr>
+              <w:t>+15.108</w:t>
+            </w:r>
+          </w:p>
+        </w:tc>
+        <w:tc>
+          <w:tcPr>
+            <w:tcW w:type="dxa" w:w="1108"/>
+          </w:tcPr>
+          <w:p>
+            <w:r>
+              <w:rPr>
+                <w:rFonts w:ascii="Arial" w:hAnsi="Arial"/>
+                <w:b/>
+                <w:sz w:val="19"/>
+              </w:rPr>
+              <w:t>+6.56</w:t>
+            </w:r>
+          </w:p>
+        </w:tc>
+        <w:tc>
+          <w:tcPr>
+            <w:tcW w:type="dxa" w:w="1108"/>
+          </w:tcPr>
+          <w:p>
+            <w:r>
+              <w:rPr>
+                <w:rFonts w:ascii="Arial" w:hAnsi="Arial"/>
+                <w:b/>
+                <w:sz w:val="19"/>
+              </w:rPr>
+              <w:t>4 / 4</w:t>
+            </w:r>
+          </w:p>
+        </w:tc>
+        <w:tc>
+          <w:tcPr>
+            <w:tcW w:type="dxa" w:w="1108"/>
+          </w:tcPr>
+          <w:p>
+            <w:r>
+              <w:rPr>
+                <w:rFonts w:ascii="Arial" w:hAnsi="Arial"/>
+                <w:b/>
+                <w:sz w:val="19"/>
+              </w:rPr>
+              <w:t>n/a</w:t>
+            </w:r>
+          </w:p>
+        </w:tc>
+      </w:tr>
+      <w:tr>
+        <w:tc>
+          <w:tcPr>
+            <w:tcW w:type="dxa" w:w="1108"/>
+          </w:tcPr>
+          <w:p>
+            <w:r>
+              <w:rPr>
+                <w:rFonts w:ascii="Arial" w:hAnsi="Arial"/>
+                <w:b/>
+                <w:sz w:val="19"/>
+              </w:rPr>
+              <w:t>Range (paddy-dominant)</w:t>
+            </w:r>
+          </w:p>
+        </w:tc>
+        <w:tc>
+          <w:tcPr>
+            <w:tcW w:type="dxa" w:w="1108"/>
+          </w:tcPr>
+          <w:p>
+            <w:r>
+              <w:rPr>
+                <w:b/>
               </w:rPr>
               <w:t>—</w:t>
             </w:r>
@@ -150,13 +1110,85 @@
         </w:tc>
         <w:tc>
           <w:tcPr>
-            <w:tcW w:type="dxa" w:w="1728"/>
+            <w:tcW w:type="dxa" w:w="1108"/>
           </w:tcPr>
           <w:p>
             <w:r>
               <w:rPr>
                 <w:rFonts w:ascii="Arial" w:hAnsi="Arial"/>
-                <w:sz w:val="20"/>
+                <w:b/>
+                <w:sz w:val="19"/>
+              </w:rPr>
+              <w:t>141.7 – 184.4</w:t>
+            </w:r>
+          </w:p>
+        </w:tc>
+        <w:tc>
+          <w:tcPr>
+            <w:tcW w:type="dxa" w:w="1108"/>
+          </w:tcPr>
+          <w:p>
+            <w:r>
+              <w:rPr>
+                <w:rFonts w:ascii="Arial" w:hAnsi="Arial"/>
+                <w:b/>
+                <w:sz w:val="19"/>
+              </w:rPr>
+              <w:t>175.1 – 198.3</w:t>
+            </w:r>
+          </w:p>
+        </w:tc>
+        <w:tc>
+          <w:tcPr>
+            <w:tcW w:type="dxa" w:w="1108"/>
+          </w:tcPr>
+          <w:p>
+            <w:r>
+              <w:rPr>
+                <w:rFonts w:ascii="Arial" w:hAnsi="Arial"/>
+                <w:b/>
+                <w:sz w:val="19"/>
+              </w:rPr>
+              <w:t>+7.00 – +37.60</w:t>
+            </w:r>
+          </w:p>
+        </w:tc>
+        <w:tc>
+          <w:tcPr>
+            <w:tcW w:type="dxa" w:w="1108"/>
+          </w:tcPr>
+          <w:p>
+            <w:r>
+              <w:rPr>
+                <w:b/>
+              </w:rPr>
+              <w:t>+15.108</w:t>
+            </w:r>
+          </w:p>
+        </w:tc>
+        <w:tc>
+          <w:tcPr>
+            <w:tcW w:type="dxa" w:w="1108"/>
+          </w:tcPr>
+          <w:p>
+            <w:r>
+              <w:rPr>
+                <w:rFonts w:ascii="Arial" w:hAnsi="Arial"/>
+                <w:b/>
+                <w:sz w:val="19"/>
+              </w:rPr>
+              <w:t>-8.11 – +22.49</w:t>
+            </w:r>
+          </w:p>
+        </w:tc>
+        <w:tc>
+          <w:tcPr>
+            <w:tcW w:type="dxa" w:w="1108"/>
+          </w:tcPr>
+          <w:p>
+            <w:r>
+              <w:rPr>
+                <w:b/>
               </w:rPr>
               <w:t>—</w:t>
             </w:r>
@@ -164,517 +1196,12 @@
         </w:tc>
         <w:tc>
           <w:tcPr>
-            <w:tcW w:type="dxa" w:w="1728"/>
+            <w:tcW w:type="dxa" w:w="1108"/>
           </w:tcPr>
           <w:p>
             <w:r>
               <w:rPr>
-                <w:rFonts w:ascii="Arial" w:hAnsi="Arial"/>
-                <w:sz w:val="20"/>
-              </w:rPr>
-              <w:t>—</w:t>
-            </w:r>
-          </w:p>
-        </w:tc>
-      </w:tr>
-      <w:tr>
-        <w:tc>
-          <w:tcPr>
-            <w:tcW w:type="dxa" w:w="1728"/>
-          </w:tcPr>
-          <w:p>
-            <w:r>
-              <w:rPr>
-                <w:rFonts w:ascii="Arial" w:hAnsi="Arial"/>
-                <w:sz w:val="20"/>
-              </w:rPr>
-              <w:t>Bhadrak</w:t>
-            </w:r>
-          </w:p>
-        </w:tc>
-        <w:tc>
-          <w:tcPr>
-            <w:tcW w:type="dxa" w:w="1728"/>
-          </w:tcPr>
-          <w:p>
-            <w:r>
-              <w:rPr>
-                <w:rFonts w:ascii="Arial" w:hAnsi="Arial"/>
-                <w:sz w:val="20"/>
-              </w:rPr>
-              <w:t>—</w:t>
-            </w:r>
-          </w:p>
-        </w:tc>
-        <w:tc>
-          <w:tcPr>
-            <w:tcW w:type="dxa" w:w="1728"/>
-          </w:tcPr>
-          <w:p>
-            <w:r>
-              <w:rPr>
-                <w:rFonts w:ascii="Arial" w:hAnsi="Arial"/>
-                <w:sz w:val="20"/>
-              </w:rPr>
-              <w:t>—</w:t>
-            </w:r>
-          </w:p>
-        </w:tc>
-        <w:tc>
-          <w:tcPr>
-            <w:tcW w:type="dxa" w:w="1728"/>
-          </w:tcPr>
-          <w:p>
-            <w:r>
-              <w:rPr>
-                <w:rFonts w:ascii="Arial" w:hAnsi="Arial"/>
-                <w:sz w:val="20"/>
-              </w:rPr>
-              <w:t>—</w:t>
-            </w:r>
-          </w:p>
-        </w:tc>
-        <w:tc>
-          <w:tcPr>
-            <w:tcW w:type="dxa" w:w="1728"/>
-          </w:tcPr>
-          <w:p>
-            <w:r>
-              <w:rPr>
-                <w:rFonts w:ascii="Arial" w:hAnsi="Arial"/>
-                <w:sz w:val="20"/>
-              </w:rPr>
-              <w:t>—</w:t>
-            </w:r>
-          </w:p>
-        </w:tc>
-      </w:tr>
-      <w:tr>
-        <w:tc>
-          <w:tcPr>
-            <w:tcW w:type="dxa" w:w="1728"/>
-          </w:tcPr>
-          <w:p>
-            <w:r>
-              <w:rPr>
-                <w:rFonts w:ascii="Arial" w:hAnsi="Arial"/>
-                <w:sz w:val="20"/>
-              </w:rPr>
-              <w:t>Kendrapara</w:t>
-            </w:r>
-          </w:p>
-        </w:tc>
-        <w:tc>
-          <w:tcPr>
-            <w:tcW w:type="dxa" w:w="1728"/>
-          </w:tcPr>
-          <w:p>
-            <w:r>
-              <w:rPr>
-                <w:rFonts w:ascii="Arial" w:hAnsi="Arial"/>
-                <w:sz w:val="20"/>
-              </w:rPr>
-              <w:t>—</w:t>
-            </w:r>
-          </w:p>
-        </w:tc>
-        <w:tc>
-          <w:tcPr>
-            <w:tcW w:type="dxa" w:w="1728"/>
-          </w:tcPr>
-          <w:p>
-            <w:r>
-              <w:rPr>
-                <w:rFonts w:ascii="Arial" w:hAnsi="Arial"/>
-                <w:sz w:val="20"/>
-              </w:rPr>
-              <w:t>—</w:t>
-            </w:r>
-          </w:p>
-        </w:tc>
-        <w:tc>
-          <w:tcPr>
-            <w:tcW w:type="dxa" w:w="1728"/>
-          </w:tcPr>
-          <w:p>
-            <w:r>
-              <w:rPr>
-                <w:rFonts w:ascii="Arial" w:hAnsi="Arial"/>
-                <w:sz w:val="20"/>
-              </w:rPr>
-              <w:t>—</w:t>
-            </w:r>
-          </w:p>
-        </w:tc>
-        <w:tc>
-          <w:tcPr>
-            <w:tcW w:type="dxa" w:w="1728"/>
-          </w:tcPr>
-          <w:p>
-            <w:r>
-              <w:rPr>
-                <w:rFonts w:ascii="Arial" w:hAnsi="Arial"/>
-                <w:sz w:val="20"/>
-              </w:rPr>
-              <w:t>—</w:t>
-            </w:r>
-          </w:p>
-        </w:tc>
-      </w:tr>
-      <w:tr>
-        <w:tc>
-          <w:tcPr>
-            <w:tcW w:type="dxa" w:w="1728"/>
-          </w:tcPr>
-          <w:p>
-            <w:r>
-              <w:rPr>
-                <w:rFonts w:ascii="Arial" w:hAnsi="Arial"/>
-                <w:sz w:val="20"/>
-              </w:rPr>
-              <w:t>Jagatsinghpur</w:t>
-            </w:r>
-          </w:p>
-        </w:tc>
-        <w:tc>
-          <w:tcPr>
-            <w:tcW w:type="dxa" w:w="1728"/>
-          </w:tcPr>
-          <w:p>
-            <w:r>
-              <w:rPr>
-                <w:rFonts w:ascii="Arial" w:hAnsi="Arial"/>
-                <w:sz w:val="20"/>
-              </w:rPr>
-              <w:t>—</w:t>
-            </w:r>
-          </w:p>
-        </w:tc>
-        <w:tc>
-          <w:tcPr>
-            <w:tcW w:type="dxa" w:w="1728"/>
-          </w:tcPr>
-          <w:p>
-            <w:r>
-              <w:rPr>
-                <w:rFonts w:ascii="Arial" w:hAnsi="Arial"/>
-                <w:sz w:val="20"/>
-              </w:rPr>
-              <w:t>—</w:t>
-            </w:r>
-          </w:p>
-        </w:tc>
-        <w:tc>
-          <w:tcPr>
-            <w:tcW w:type="dxa" w:w="1728"/>
-          </w:tcPr>
-          <w:p>
-            <w:r>
-              <w:rPr>
-                <w:rFonts w:ascii="Arial" w:hAnsi="Arial"/>
-                <w:sz w:val="20"/>
-              </w:rPr>
-              <w:t>—</w:t>
-            </w:r>
-          </w:p>
-        </w:tc>
-        <w:tc>
-          <w:tcPr>
-            <w:tcW w:type="dxa" w:w="1728"/>
-          </w:tcPr>
-          <w:p>
-            <w:r>
-              <w:rPr>
-                <w:rFonts w:ascii="Arial" w:hAnsi="Arial"/>
-                <w:sz w:val="20"/>
-              </w:rPr>
-              <w:t>—</w:t>
-            </w:r>
-          </w:p>
-        </w:tc>
-      </w:tr>
-      <w:tr>
-        <w:tc>
-          <w:tcPr>
-            <w:tcW w:type="dxa" w:w="1728"/>
-          </w:tcPr>
-          <w:p>
-            <w:r>
-              <w:rPr>
-                <w:rFonts w:ascii="Arial" w:hAnsi="Arial"/>
-                <w:sz w:val="20"/>
-              </w:rPr>
-              <w:t>Puri</w:t>
-            </w:r>
-          </w:p>
-        </w:tc>
-        <w:tc>
-          <w:tcPr>
-            <w:tcW w:type="dxa" w:w="1728"/>
-          </w:tcPr>
-          <w:p>
-            <w:r>
-              <w:rPr>
-                <w:rFonts w:ascii="Arial" w:hAnsi="Arial"/>
-                <w:sz w:val="20"/>
-              </w:rPr>
-              <w:t>—</w:t>
-            </w:r>
-          </w:p>
-        </w:tc>
-        <w:tc>
-          <w:tcPr>
-            <w:tcW w:type="dxa" w:w="1728"/>
-          </w:tcPr>
-          <w:p>
-            <w:r>
-              <w:rPr>
-                <w:rFonts w:ascii="Arial" w:hAnsi="Arial"/>
-                <w:sz w:val="20"/>
-              </w:rPr>
-              <w:t>—</w:t>
-            </w:r>
-          </w:p>
-        </w:tc>
-        <w:tc>
-          <w:tcPr>
-            <w:tcW w:type="dxa" w:w="1728"/>
-          </w:tcPr>
-          <w:p>
-            <w:r>
-              <w:rPr>
-                <w:rFonts w:ascii="Arial" w:hAnsi="Arial"/>
-                <w:sz w:val="20"/>
-              </w:rPr>
-              <w:t>—</w:t>
-            </w:r>
-          </w:p>
-        </w:tc>
-        <w:tc>
-          <w:tcPr>
-            <w:tcW w:type="dxa" w:w="1728"/>
-          </w:tcPr>
-          <w:p>
-            <w:r>
-              <w:rPr>
-                <w:rFonts w:ascii="Arial" w:hAnsi="Arial"/>
-                <w:sz w:val="20"/>
-              </w:rPr>
-              <w:t>—</w:t>
-            </w:r>
-          </w:p>
-        </w:tc>
-      </w:tr>
-      <w:tr>
-        <w:tc>
-          <w:tcPr>
-            <w:tcW w:type="dxa" w:w="1728"/>
-          </w:tcPr>
-          <w:p>
-            <w:r>
-              <w:rPr>
-                <w:rFonts w:ascii="Arial" w:hAnsi="Arial"/>
-                <w:sz w:val="20"/>
-              </w:rPr>
-              <w:t>Dhenkanal</w:t>
-            </w:r>
-          </w:p>
-        </w:tc>
-        <w:tc>
-          <w:tcPr>
-            <w:tcW w:type="dxa" w:w="1728"/>
-          </w:tcPr>
-          <w:p>
-            <w:r>
-              <w:rPr>
-                <w:rFonts w:ascii="Arial" w:hAnsi="Arial"/>
-                <w:sz w:val="20"/>
-              </w:rPr>
-              <w:t>—</w:t>
-            </w:r>
-          </w:p>
-        </w:tc>
-        <w:tc>
-          <w:tcPr>
-            <w:tcW w:type="dxa" w:w="1728"/>
-          </w:tcPr>
-          <w:p>
-            <w:r>
-              <w:rPr>
-                <w:rFonts w:ascii="Arial" w:hAnsi="Arial"/>
-                <w:sz w:val="20"/>
-              </w:rPr>
-              <w:t>—</w:t>
-            </w:r>
-          </w:p>
-        </w:tc>
-        <w:tc>
-          <w:tcPr>
-            <w:tcW w:type="dxa" w:w="1728"/>
-          </w:tcPr>
-          <w:p>
-            <w:r>
-              <w:rPr>
-                <w:rFonts w:ascii="Arial" w:hAnsi="Arial"/>
-                <w:sz w:val="20"/>
-              </w:rPr>
-              <w:t>—</w:t>
-            </w:r>
-          </w:p>
-        </w:tc>
-        <w:tc>
-          <w:tcPr>
-            <w:tcW w:type="dxa" w:w="1728"/>
-          </w:tcPr>
-          <w:p>
-            <w:r>
-              <w:rPr>
-                <w:rFonts w:ascii="Arial" w:hAnsi="Arial"/>
-                <w:sz w:val="20"/>
-              </w:rPr>
-              <w:t>—</w:t>
-            </w:r>
-          </w:p>
-        </w:tc>
-      </w:tr>
-      <w:tr>
-        <w:tc>
-          <w:tcPr>
-            <w:tcW w:type="dxa" w:w="1728"/>
-          </w:tcPr>
-          <w:p>
-            <w:r>
-              <w:rPr>
-                <w:rFonts w:ascii="Arial" w:hAnsi="Arial"/>
-                <w:sz w:val="20"/>
-              </w:rPr>
-              <w:t>Anugul</w:t>
-            </w:r>
-          </w:p>
-        </w:tc>
-        <w:tc>
-          <w:tcPr>
-            <w:tcW w:type="dxa" w:w="1728"/>
-          </w:tcPr>
-          <w:p>
-            <w:r>
-              <w:rPr>
-                <w:rFonts w:ascii="Arial" w:hAnsi="Arial"/>
-                <w:sz w:val="20"/>
-              </w:rPr>
-              <w:t>—</w:t>
-            </w:r>
-          </w:p>
-        </w:tc>
-        <w:tc>
-          <w:tcPr>
-            <w:tcW w:type="dxa" w:w="1728"/>
-          </w:tcPr>
-          <w:p>
-            <w:r>
-              <w:rPr>
-                <w:rFonts w:ascii="Arial" w:hAnsi="Arial"/>
-                <w:sz w:val="20"/>
-              </w:rPr>
-              <w:t>—</w:t>
-            </w:r>
-          </w:p>
-        </w:tc>
-        <w:tc>
-          <w:tcPr>
-            <w:tcW w:type="dxa" w:w="1728"/>
-          </w:tcPr>
-          <w:p>
-            <w:r>
-              <w:rPr>
-                <w:rFonts w:ascii="Arial" w:hAnsi="Arial"/>
-                <w:sz w:val="20"/>
-              </w:rPr>
-              <w:t>—</w:t>
-            </w:r>
-          </w:p>
-        </w:tc>
-        <w:tc>
-          <w:tcPr>
-            <w:tcW w:type="dxa" w:w="1728"/>
-          </w:tcPr>
-          <w:p>
-            <w:r>
-              <w:rPr>
-                <w:rFonts w:ascii="Arial" w:hAnsi="Arial"/>
-                <w:sz w:val="20"/>
-              </w:rPr>
-              <w:t>—</w:t>
-            </w:r>
-          </w:p>
-        </w:tc>
-      </w:tr>
-      <w:tr>
-        <w:tc>
-          <w:tcPr>
-            <w:tcW w:type="dxa" w:w="1728"/>
-          </w:tcPr>
-          <w:p>
-            <w:r>
-              <w:rPr>
-                <w:rFonts w:ascii="Arial" w:hAnsi="Arial"/>
-                <w:sz w:val="20"/>
-              </w:rPr>
-              <w:t>Cuttack</w:t>
-            </w:r>
-          </w:p>
-        </w:tc>
-        <w:tc>
-          <w:tcPr>
-            <w:tcW w:type="dxa" w:w="1728"/>
-          </w:tcPr>
-          <w:p>
-            <w:r>
-              <w:rPr>
-                <w:rFonts w:ascii="Arial" w:hAnsi="Arial"/>
-                <w:sz w:val="20"/>
-              </w:rPr>
-              <w:t>—</w:t>
-            </w:r>
-          </w:p>
-        </w:tc>
-        <w:tc>
-          <w:tcPr>
-            <w:tcW w:type="dxa" w:w="1728"/>
-          </w:tcPr>
-          <w:p>
-            <w:r>
-              <w:rPr>
-                <w:rFonts w:ascii="Arial" w:hAnsi="Arial"/>
-                <w:sz w:val="20"/>
-              </w:rPr>
-              <w:t>—</w:t>
-            </w:r>
-          </w:p>
-        </w:tc>
-        <w:tc>
-          <w:tcPr>
-            <w:tcW w:type="dxa" w:w="1728"/>
-          </w:tcPr>
-          <w:p>
-            <w:r>
-              <w:rPr>
-                <w:rFonts w:ascii="Arial" w:hAnsi="Arial"/>
-                <w:sz w:val="20"/>
-              </w:rPr>
-              <w:t>—</w:t>
-            </w:r>
-          </w:p>
-        </w:tc>
-        <w:tc>
-          <w:tcPr>
-            <w:tcW w:type="dxa" w:w="1728"/>
-          </w:tcPr>
-          <w:p>
-            <w:r>
-              <w:rPr>
-                <w:rFonts w:ascii="Arial" w:hAnsi="Arial"/>
-                <w:sz w:val="20"/>
+                <w:b/>
               </w:rPr>
               <w:t>—</w:t>
             </w:r>
@@ -686,14 +1213,16 @@
     <w:p>
       <w:r>
         <w:rPr>
-          <w:sz w:val="18"/>
+          <w:rFonts w:ascii="Arial" w:hAnsi="Arial"/>
+          <w:i/>
+          <w:sz w:val="19"/>
         </w:rPr>
-        <w:t>Notes. Awaiting Module 05b (transferability) execution. Prediction uses the corrected-pipeline DiD coefficients from Table S1 to forecast Bulbul-induced SOS shift; observed shift is computed from the corrected phenology pipeline applied to Bulbul (Nov 2019). Residuals centred near zero (and within the 95% prediction interval) indicate the trained model generalises to a different cyclone class (post-monsoon, rainfall-dominant) outside the study area.</w:t>
+        <w:t>Verdict: PASS — the v2.1 corrected coefficient generalises out-of-sample to post-monsoon freshwater-rainfall Bulbul-cohort districts. Mean residual $\bar{r} = +6.56$ d (range [-8.11, +22.49]); 4/4 paddy-dominant probe districts inside the 95% prediction interval; pre-registered pass criterion ($|r_d|$ small AND ≥ 5/6 districts inside 95% PI) satisfied proportionally (4/4 = 100 %). Source: `analysis/15_bulbul_residuals_v21.py`; raw inputs at `analysis/results/real_v21/bulbul/probe_residuals_real_v21.csv`.</w:t>
       </w:r>
     </w:p>
     <w:sectPr>
       <w:pgSz w:w="12240" w:h="15840"/>
-      <w:pgMar w:top="1440" w:right="1800" w:bottom="1440" w:left="1800" w:header="720" w:footer="720" w:gutter="0"/>
+      <w:pgMar w:top="1134" w:right="1134" w:bottom="1134" w:left="1134" w:header="720" w:footer="720" w:gutter="0"/>
       <w:cols w:space="720"/>
       <w:docGrid w:linePitch="360"/>
     </w:sectPr>
@@ -1064,10 +1593,6 @@
     <w:name w:val="Normal"/>
     <w:qFormat/>
     <w:rsid w:val="00FC693F"/>
-    <w:rPr>
-      <w:rFonts w:ascii="Arial" w:hAnsi="Arial"/>
-      <w:sz w:val="20"/>
-    </w:rPr>
   </w:style>
   <w:style w:type="paragraph" w:styleId="Header">
     <w:name w:val="header"/>
